--- a/clearspend_report.docx
+++ b/clearspend_report.docx
@@ -29,7 +29,7 @@
         <w:t>Data Engineering and Data Compliance</w:t>
       </w:r>
       <w:r>
-        <w:t xml:space="preserve"> Jonah Knief (i6263747) | Artem Vysotskyi | Lyan Eleraky | Loredana Lazari Maastricht University | March 2026</w:t>
+        <w:t xml:space="preserve"> Jonah Knief (i6263747) | Arthem Vysotskyi (i6327809) | Lyan Eleraky | Maastricht University | March 2026</w:t>
       </w:r>
     </w:p>
     <w:p>
@@ -328,8 +328,6 @@
       </w:r>
       <w:r>
         <w:t xml:space="preserve">. ClearSpend's current infrastructure is fragmented: transaction data lives in raw operational exports, customer and card information is held in separate systems, and there is no centralised </w:t>
-      </w:r>
-      <w:r>
         <w:lastRenderedPageBreak/>
         <w:t>warehouse or reliable reporting layer. This project designs and implements a complete end-to-end data platform transforming four raw CSV datasets into a clean, analytics-ready data warehouse built on Python and PostgreSQL.</w:t>
       </w:r>
@@ -519,13 +517,7 @@
               <w:rPr>
                 <w:rFonts w:ascii="Times New Roman" w:hAnsi="Times New Roman" w:cs="Times New Roman"/>
               </w:rPr>
-              <w:t xml:space="preserve">1. </w:t>
-            </w:r>
-            <w:r>
-              <w:rPr>
-                <w:rFonts w:ascii="Times New Roman" w:hAnsi="Times New Roman" w:cs="Times New Roman"/>
-              </w:rPr>
-              <w:t>Ingestion</w:t>
+              <w:t>1. Ingestion</w:t>
             </w:r>
           </w:p>
         </w:tc>
@@ -614,19 +606,7 @@
               <w:rPr>
                 <w:rFonts w:ascii="Times New Roman" w:hAnsi="Times New Roman" w:cs="Times New Roman"/>
               </w:rPr>
-              <w:t>2</w:t>
-            </w:r>
-            <w:r>
-              <w:rPr>
-                <w:rFonts w:ascii="Times New Roman" w:hAnsi="Times New Roman" w:cs="Times New Roman"/>
-              </w:rPr>
-              <w:t>.</w:t>
-            </w:r>
-            <w:r>
-              <w:rPr>
-                <w:rFonts w:ascii="Times New Roman" w:hAnsi="Times New Roman" w:cs="Times New Roman"/>
-              </w:rPr>
-              <w:t xml:space="preserve"> Transform</w:t>
+              <w:t>2. Transform</w:t>
             </w:r>
           </w:p>
         </w:tc>
@@ -715,19 +695,7 @@
               <w:rPr>
                 <w:rFonts w:ascii="Times New Roman" w:hAnsi="Times New Roman" w:cs="Times New Roman"/>
               </w:rPr>
-              <w:t>3</w:t>
-            </w:r>
-            <w:r>
-              <w:rPr>
-                <w:rFonts w:ascii="Times New Roman" w:hAnsi="Times New Roman" w:cs="Times New Roman"/>
-              </w:rPr>
-              <w:t xml:space="preserve">. </w:t>
-            </w:r>
-            <w:r>
-              <w:rPr>
-                <w:rFonts w:ascii="Times New Roman" w:hAnsi="Times New Roman" w:cs="Times New Roman"/>
-              </w:rPr>
-              <w:t>Warehouse</w:t>
+              <w:t>3. Warehouse</w:t>
             </w:r>
           </w:p>
         </w:tc>
@@ -819,19 +787,7 @@
               <w:rPr>
                 <w:rFonts w:ascii="Times New Roman" w:hAnsi="Times New Roman" w:cs="Times New Roman"/>
               </w:rPr>
-              <w:t>4</w:t>
-            </w:r>
-            <w:r>
-              <w:rPr>
-                <w:rFonts w:ascii="Times New Roman" w:hAnsi="Times New Roman" w:cs="Times New Roman"/>
-              </w:rPr>
-              <w:t>.</w:t>
-            </w:r>
-            <w:r>
-              <w:rPr>
-                <w:rFonts w:ascii="Times New Roman" w:hAnsi="Times New Roman" w:cs="Times New Roman"/>
-              </w:rPr>
-              <w:t xml:space="preserve"> Data Marts</w:t>
+              <w:t>4. Data Marts</w:t>
             </w:r>
           </w:p>
         </w:tc>
@@ -1993,19 +1949,7 @@
               <w:rPr>
                 <w:rFonts w:ascii="Times New Roman" w:hAnsi="Times New Roman" w:cs="Times New Roman"/>
               </w:rPr>
-              <w:t>1</w:t>
-            </w:r>
-            <w:r>
-              <w:rPr>
-                <w:rFonts w:ascii="Times New Roman" w:hAnsi="Times New Roman" w:cs="Times New Roman"/>
-              </w:rPr>
-              <w:t xml:space="preserve">. </w:t>
-            </w:r>
-            <w:r>
-              <w:rPr>
-                <w:rFonts w:ascii="Times New Roman" w:hAnsi="Times New Roman" w:cs="Times New Roman"/>
-              </w:rPr>
-              <w:t xml:space="preserve"> Ingest</w:t>
+              <w:t>1.  Ingest</w:t>
             </w:r>
           </w:p>
         </w:tc>
@@ -2094,19 +2038,7 @@
               <w:rPr>
                 <w:rFonts w:ascii="Times New Roman" w:hAnsi="Times New Roman" w:cs="Times New Roman"/>
               </w:rPr>
-              <w:t>2</w:t>
-            </w:r>
-            <w:r>
-              <w:rPr>
-                <w:rFonts w:ascii="Times New Roman" w:hAnsi="Times New Roman" w:cs="Times New Roman"/>
-              </w:rPr>
-              <w:t xml:space="preserve">. </w:t>
-            </w:r>
-            <w:r>
-              <w:rPr>
-                <w:rFonts w:ascii="Times New Roman" w:hAnsi="Times New Roman" w:cs="Times New Roman"/>
-              </w:rPr>
-              <w:t>Transform</w:t>
+              <w:t>2. Transform</w:t>
             </w:r>
           </w:p>
         </w:tc>
@@ -2195,19 +2127,7 @@
               <w:rPr>
                 <w:rFonts w:ascii="Times New Roman" w:hAnsi="Times New Roman" w:cs="Times New Roman"/>
               </w:rPr>
-              <w:t>3</w:t>
-            </w:r>
-            <w:r>
-              <w:rPr>
-                <w:rFonts w:ascii="Times New Roman" w:hAnsi="Times New Roman" w:cs="Times New Roman"/>
-              </w:rPr>
-              <w:t xml:space="preserve">. </w:t>
-            </w:r>
-            <w:r>
-              <w:rPr>
-                <w:rFonts w:ascii="Times New Roman" w:hAnsi="Times New Roman" w:cs="Times New Roman"/>
-              </w:rPr>
-              <w:t>Warehouse</w:t>
+              <w:t>3. Warehouse</w:t>
             </w:r>
           </w:p>
         </w:tc>
@@ -2299,19 +2219,7 @@
               <w:rPr>
                 <w:rFonts w:ascii="Times New Roman" w:hAnsi="Times New Roman" w:cs="Times New Roman"/>
               </w:rPr>
-              <w:t>4</w:t>
-            </w:r>
-            <w:r>
-              <w:rPr>
-                <w:rFonts w:ascii="Times New Roman" w:hAnsi="Times New Roman" w:cs="Times New Roman"/>
-              </w:rPr>
-              <w:t>.</w:t>
-            </w:r>
-            <w:r>
-              <w:rPr>
-                <w:rFonts w:ascii="Times New Roman" w:hAnsi="Times New Roman" w:cs="Times New Roman"/>
-              </w:rPr>
-              <w:t xml:space="preserve"> Marts</w:t>
+              <w:t>4. Marts</w:t>
             </w:r>
           </w:p>
         </w:tc>
@@ -2581,19 +2489,7 @@
         <w:rPr>
           <w:rFonts w:ascii="Times New Roman" w:hAnsi="Times New Roman" w:cs="Times New Roman"/>
         </w:rPr>
-        <w:t xml:space="preserve"> rows with null primary keys are written to raw.rejected with source_table and rejection_reason </w:t>
-      </w:r>
-      <w:r>
-        <w:rPr>
-          <w:rFonts w:ascii="Times New Roman" w:hAnsi="Times New Roman" w:cs="Times New Roman"/>
-        </w:rPr>
-        <w:t xml:space="preserve">-&gt; </w:t>
-      </w:r>
-      <w:r>
-        <w:rPr>
-          <w:rFonts w:ascii="Times New Roman" w:hAnsi="Times New Roman" w:cs="Times New Roman"/>
-        </w:rPr>
-        <w:t xml:space="preserve"> no silent data loss</w:t>
+        <w:t xml:space="preserve"> rows with null primary keys are written to raw.rejected with source_table and rejection_reason -&gt;  no silent data loss</w:t>
       </w:r>
     </w:p>
     <w:p>
@@ -2668,19 +2564,7 @@
         <w:rPr>
           <w:rFonts w:ascii="Times New Roman" w:hAnsi="Times New Roman" w:cs="Times New Roman"/>
         </w:rPr>
-        <w:t xml:space="preserve"> a server-side SQL INSERT joins 13 million staging rows to all four dimensions entirely inside PostgreSQL </w:t>
-      </w:r>
-      <w:r>
-        <w:rPr>
-          <w:rFonts w:ascii="Times New Roman" w:hAnsi="Times New Roman" w:cs="Times New Roman"/>
-        </w:rPr>
-        <w:t>-</w:t>
-      </w:r>
-      <w:r>
-        <w:rPr>
-          <w:rFonts w:ascii="Times New Roman" w:hAnsi="Times New Roman" w:cs="Times New Roman"/>
-        </w:rPr>
-        <w:t xml:space="preserve"> no data is pulled into Python memory</w:t>
+        <w:t xml:space="preserve"> a server-side SQL INSERT joins 13 million staging rows to all four dimensions entirely inside PostgreSQL - no data is pulled into Python memory</w:t>
       </w:r>
     </w:p>
     <w:p>
@@ -2730,19 +2614,7 @@
         <w:rPr>
           <w:rFonts w:ascii="Times New Roman" w:hAnsi="Times New Roman" w:cs="Times New Roman"/>
         </w:rPr>
-        <w:t xml:space="preserve"> BI tools and analysts query mart.* directly </w:t>
-      </w:r>
-      <w:r>
-        <w:rPr>
-          <w:rFonts w:ascii="Times New Roman" w:hAnsi="Times New Roman" w:cs="Times New Roman"/>
-        </w:rPr>
-        <w:t>-</w:t>
-      </w:r>
-      <w:r>
-        <w:rPr>
-          <w:rFonts w:ascii="Times New Roman" w:hAnsi="Times New Roman" w:cs="Times New Roman"/>
-        </w:rPr>
-        <w:t xml:space="preserve"> no knowledge of raw or dw schemas required</w:t>
+        <w:t xml:space="preserve"> BI tools and analysts query mart.* directly - no knowledge of raw or dw schemas required</w:t>
       </w:r>
     </w:p>
     <w:p>
@@ -2833,19 +2705,7 @@
         <w:rPr>
           <w:rFonts w:ascii="Times New Roman" w:hAnsi="Times New Roman" w:cs="Times New Roman"/>
         </w:rPr>
-        <w:t xml:space="preserve"> loaded as TEXT </w:t>
-      </w:r>
-      <w:r>
-        <w:rPr>
-          <w:rFonts w:ascii="Times New Roman" w:hAnsi="Times New Roman" w:cs="Times New Roman"/>
-        </w:rPr>
-        <w:t>-</w:t>
-      </w:r>
-      <w:r>
-        <w:rPr>
-          <w:rFonts w:ascii="Times New Roman" w:hAnsi="Times New Roman" w:cs="Times New Roman"/>
-        </w:rPr>
-        <w:t xml:space="preserve"> contains '$' prefix and negative values requiring sign extraction downstream</w:t>
+        <w:t xml:space="preserve"> loaded as TEXT - contains '$' prefix and negative values requiring sign extraction downstream</w:t>
       </w:r>
     </w:p>
     <w:p>
@@ -2870,19 +2730,7 @@
         <w:rPr>
           <w:rFonts w:ascii="Times New Roman" w:hAnsi="Times New Roman" w:cs="Times New Roman"/>
         </w:rPr>
-        <w:t xml:space="preserve"> loaded as TEXT </w:t>
-      </w:r>
-      <w:r>
-        <w:rPr>
-          <w:rFonts w:ascii="Times New Roman" w:hAnsi="Times New Roman" w:cs="Times New Roman"/>
-        </w:rPr>
-        <w:t xml:space="preserve">- </w:t>
-      </w:r>
-      <w:r>
-        <w:rPr>
-          <w:rFonts w:ascii="Times New Roman" w:hAnsi="Times New Roman" w:cs="Times New Roman"/>
-        </w:rPr>
-        <w:t>preserves leading zeros that would be lost by float64 parsing</w:t>
+        <w:t xml:space="preserve"> loaded as TEXT - preserves leading zeros that would be lost by float64 parsing</w:t>
       </w:r>
     </w:p>
     <w:p>
@@ -2907,19 +2755,7 @@
         <w:rPr>
           <w:rFonts w:ascii="Times New Roman" w:hAnsi="Times New Roman" w:cs="Times New Roman"/>
         </w:rPr>
-        <w:t xml:space="preserve"> loaded as TEXT </w:t>
-      </w:r>
-      <w:r>
-        <w:rPr>
-          <w:rFonts w:ascii="Times New Roman" w:hAnsi="Times New Roman" w:cs="Times New Roman"/>
-        </w:rPr>
-        <w:t>-</w:t>
-      </w:r>
-      <w:r>
-        <w:rPr>
-          <w:rFonts w:ascii="Times New Roman" w:hAnsi="Times New Roman" w:cs="Times New Roman"/>
-        </w:rPr>
-        <w:t xml:space="preserve"> preserves leading zeros (e.g. '01234')</w:t>
+        <w:t xml:space="preserve"> loaded as TEXT - preserves leading zeros (e.g. '01234')</w:t>
       </w:r>
     </w:p>
     <w:p>
@@ -2944,19 +2780,7 @@
         <w:rPr>
           <w:rFonts w:ascii="Times New Roman" w:hAnsi="Times New Roman" w:cs="Times New Roman"/>
         </w:rPr>
-        <w:t xml:space="preserve"> loaded as TEXT </w:t>
-      </w:r>
-      <w:r>
-        <w:rPr>
-          <w:rFonts w:ascii="Times New Roman" w:hAnsi="Times New Roman" w:cs="Times New Roman"/>
-        </w:rPr>
-        <w:t>-</w:t>
-      </w:r>
-      <w:r>
-        <w:rPr>
-          <w:rFonts w:ascii="Times New Roman" w:hAnsi="Times New Roman" w:cs="Times New Roman"/>
-        </w:rPr>
-        <w:t xml:space="preserve"> source formats include '1711', '"3000"', 'MCC3066'; cannot safely cast at ingest</w:t>
+        <w:t xml:space="preserve"> loaded as TEXT - source formats include '1711', '"3000"', 'MCC3066'; cannot safely cast at ingest</w:t>
       </w:r>
     </w:p>
     <w:p>
@@ -2981,19 +2805,7 @@
         <w:rPr>
           <w:rFonts w:ascii="Times New Roman" w:hAnsi="Times New Roman" w:cs="Times New Roman"/>
         </w:rPr>
-        <w:t xml:space="preserve"> loaded as TEXT </w:t>
-      </w:r>
-      <w:r>
-        <w:rPr>
-          <w:rFonts w:ascii="Times New Roman" w:hAnsi="Times New Roman" w:cs="Times New Roman"/>
-        </w:rPr>
-        <w:t>-</w:t>
-      </w:r>
-      <w:r>
-        <w:rPr>
-          <w:rFonts w:ascii="Times New Roman" w:hAnsi="Times New Roman" w:cs="Times New Roman"/>
-        </w:rPr>
-        <w:t xml:space="preserve"> contain '$' prefixes and 'k' suffix variants requiring custom parsing</w:t>
+        <w:t xml:space="preserve"> loaded as TEXT - contain '$' prefixes and 'k' suffix variants requiring custom parsing</w:t>
       </w:r>
     </w:p>
     <w:p>
@@ -3720,7 +3532,7 @@
               <w:rPr>
                 <w:rFonts w:ascii="Times New Roman" w:hAnsi="Times New Roman" w:cs="Times New Roman"/>
               </w:rPr>
-              <w:t>12,784</w:t>
+              <w:t>~401,770</w:t>
             </w:r>
           </w:p>
         </w:tc>
@@ -3783,7 +3595,7 @@
               <w:rPr>
                 <w:rFonts w:ascii="Times New Roman" w:hAnsi="Times New Roman" w:cs="Times New Roman"/>
               </w:rPr>
-              <w:t>Calendar 2000–2035; FMMonth/FMDay suppress padding; iso_year for ISO week grouping</w:t>
+              <w:t>Calendar 1900–2999 (~401,770 days); FMMonth/FMDay suppress padding; iso_year for ISO week grouping</w:t>
             </w:r>
           </w:p>
         </w:tc>
@@ -5079,8 +4891,6 @@
       </w:pPr>
       <w:r>
         <w:t xml:space="preserve">Nine PostgreSQL views in the mart schema serve three business teams. All views are standard (non-materialised) views — they always reflect the latest warehouse data with zero sync </w:t>
-      </w:r>
-      <w:r>
         <w:lastRenderedPageBreak/>
         <w:t>overhead and can be upgraded to materialised views with a single ALTER VIEW statement if query performance requires it.</w:t>
       </w:r>
@@ -7731,13 +7541,7 @@
         <w:t>Zero-amount transactions.</w:t>
       </w:r>
       <w:r>
-        <w:t xml:space="preserve"> fact_transactions contains 10,639 zero-amount rows. Of these, 69 carry is_error = TRUE (declined or failed authorisation, where $0 is expected behaviour), 0 are refunds, and 10,570 carry no flags. The pipeline correctly preserves these rows </w:t>
-      </w:r>
-      <w:r>
-        <w:t>-</w:t>
-      </w:r>
-      <w:r>
-        <w:t xml:space="preserve"> they represent a genuine characteristic of the source data.</w:t>
+        <w:t xml:space="preserve"> fact_transactions contains 10,639 zero-amount rows. Of these, 69 carry is_error = TRUE (declined or failed authorisation, where $0 is expected behaviour), 0 are refunds, and 10,570 carry no flags. The pipeline correctly preserves these rows - they represent a genuine characteristic of the source data.</w:t>
       </w:r>
     </w:p>
     <w:p>
@@ -7813,8 +7617,6 @@
       </w:r>
       <w:r>
         <w:t xml:space="preserve"> Every pipeline layer performs a full truncate-and-reload on each run, taking approximately eight minutes end-to-end for 13 million rows. In production, incremental loading using watermarks or Change Data Capture would replace full refreshes for </w:t>
-      </w:r>
-      <w:r>
         <w:lastRenderedPageBreak/>
         <w:t>the fact table, reducing runtime to seconds for daily batches. This is a deliberate simplification appropriate for the project scope.</w:t>
       </w:r>
@@ -7861,7 +7663,22 @@
         <w:t>Suspicious transactions — date-level precision only.</w:t>
       </w:r>
       <w:r>
-        <w:t xml:space="preserve"> mart.suspicious_transactions flags transactions where the same customer was charged the same amount at the same merchant on the same calendar day. The source data has only date-level precision, preventing enforcement of a strict time-window (e.g. 60 seconds) that would be standard in production fraud detection. The partition was updated to include merchant_sk after analysis revealed that excluding it produced false positives — this reduced flagged rows from 102,668 to 91,551.</w:t>
+        <w:t xml:space="preserve"> mart.suspicious_transactions flags transactions where the same customer was charged the same amount at the same merchant on the same calendar day. The source data has only date-level precision, preventing enforcement of a strict time-window (e.g. 60 seconds) that would be standard in production fraud detection. The partition was updated to include merchant_sk after analysis revealed that excluding it produced false positives — this reduced flagged rows from 102,668 to 91,551. A complementary view, mart.card_testing_alerts, was added to detect the varying-amount multi-merchant pattern (3+ transactions under $10 across 2+ merchants in one day) that duplicate-charge detection misses.</w:t>
+      </w:r>
+    </w:p>
+    <w:p>
+      <w:pPr>
+        <w:pStyle w:val="NormalWeb"/>
+        <w:spacing w:line="360" w:lineRule="auto"/>
+      </w:pPr>
+      <w:r>
+        <w:rPr>
+          <w:rStyle w:val="Strong"/>
+        </w:rPr>
+        <w:t>dim_merchants — transaction-derived only.</w:t>
+      </w:r>
+      <w:r>
+        <w:t xml:space="preserve"> dim_merchants is constructed from distinct merchant combinations observed in fact_transactions, not loaded from a dedicated source file. A merchant that exists in an external system but has never appeared in a transaction will be absent from dim_merchants and all downstream mart views. This is a structural constraint of the current data model; the mart views accurately reflect merchants with observed activity.</w:t>
       </w:r>
     </w:p>
     <w:p>
@@ -8831,6 +8648,100 @@
           </w:p>
         </w:tc>
       </w:tr>
+      <w:tr>
+        <w:tc>
+          <w:tcPr>
+            <w:tcW w:w="0" w:type="auto"/>
+            <w:vAlign w:val="center"/>
+            <w:hideMark/>
+          </w:tcPr>
+          <w:p>
+            <w:pPr>
+              <w:spacing w:line="360" w:lineRule="auto"/>
+            </w:pPr>
+            <w:r>
+              <w:t>Card testing fraud detection</w:t>
+            </w:r>
+          </w:p>
+        </w:tc>
+        <w:tc>
+          <w:tcPr>
+            <w:tcW w:w="0" w:type="auto"/>
+            <w:vAlign w:val="center"/>
+            <w:hideMark/>
+          </w:tcPr>
+          <w:p>
+            <w:pPr>
+              <w:spacing w:line="360" w:lineRule="auto"/>
+            </w:pPr>
+            <w:r>
+              <w:t>mart.card_testing_alerts</w:t>
+            </w:r>
+          </w:p>
+        </w:tc>
+        <w:tc>
+          <w:tcPr>
+            <w:tcW w:w="0" w:type="auto"/>
+            <w:vAlign w:val="center"/>
+            <w:hideMark/>
+          </w:tcPr>
+          <w:p>
+            <w:pPr>
+              <w:spacing w:line="360" w:lineRule="auto"/>
+            </w:pPr>
+            <w:r>
+              <w:t>client_id, card_sk, alert_date, txn_count, distinct_merchants, flag_reason</w:t>
+            </w:r>
+          </w:p>
+        </w:tc>
+      </w:tr>
+      <w:tr>
+        <w:tc>
+          <w:tcPr>
+            <w:tcW w:w="0" w:type="auto"/>
+            <w:vAlign w:val="center"/>
+            <w:hideMark/>
+          </w:tcPr>
+          <w:p>
+            <w:pPr>
+              <w:spacing w:line="360" w:lineRule="auto"/>
+            </w:pPr>
+            <w:r>
+              <w:t>Transaction error type breakdown</w:t>
+            </w:r>
+          </w:p>
+        </w:tc>
+        <w:tc>
+          <w:tcPr>
+            <w:tcW w:w="0" w:type="auto"/>
+            <w:vAlign w:val="center"/>
+            <w:hideMark/>
+          </w:tcPr>
+          <w:p>
+            <w:pPr>
+              <w:spacing w:line="360" w:lineRule="auto"/>
+            </w:pPr>
+            <w:r>
+              <w:t>mart.error_analysis</w:t>
+            </w:r>
+          </w:p>
+        </w:tc>
+        <w:tc>
+          <w:tcPr>
+            <w:tcW w:w="0" w:type="auto"/>
+            <w:vAlign w:val="center"/>
+            <w:hideMark/>
+          </w:tcPr>
+          <w:p>
+            <w:pPr>
+              <w:spacing w:line="360" w:lineRule="auto"/>
+            </w:pPr>
+            <w:r>
+              <w:t>error_type, error_count, affected_customers, affected_merchants, error_share_pct</w:t>
+            </w:r>
+          </w:p>
+        </w:tc>
+      </w:tr>
     </w:tbl>
     <w:p>
       <w:pPr>
@@ -9244,7 +9155,7 @@
       </w:r>
       <w:r>
         <w:pict w14:anchorId="5FB7EEA0">
-          <v:rect id="Horizontal Line 41" o:spid="_x0000_s1026" style="width:468pt;height:.1pt;visibility:visible;mso-wrap-style:square;mso-left-percent:-10001;mso-top-percent:-10001;mso-position-horizontal:absolute;mso-position-horizontal-relative:char;mso-position-vertical:absolute;mso-position-vertical-relative:line;mso-left-percent:-10001;mso-top-percent:-10001;v-text-anchor:top" o:gfxdata="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" filled="f">
+          <v:rect id="Horizontal Line 41" o:spid="_x0000_s1026" style="width:468pt;height:.1pt;visibility:visible;mso-wrap-style:square;mso-left-percent:-10001;mso-top-percent:-10001;mso-position-horizontal:absolute;mso-position-horizontal-relative:char;mso-position-vertical:absolute;mso-position-vertical-relative:line;mso-left-percent:-10001;mso-top-percent:-10001;v-text-anchor:top" o:gfxdata="UEsDBBQABgAIAAAAIQC2gziS/gAAAOEBAAATAAAAW0NvbnRlbnRfVHlwZXNdLnhtbJSRQU7DMBBF 90jcwfIWJU67QAgl6YK0S0CoHGBkTxKLZGx5TGhvj5O2G0SRWNoz/78nu9wcxkFMGNg6quQqL6RA 0s5Y6ir5vt9lD1JwBDIwOMJKHpHlpr69KfdHjyxSmriSfYz+USnWPY7AufNIadK6MEJMx9ApD/oD OlTrorhX2lFEilmcO2RdNtjC5xDF9pCuTyYBB5bi6bQ4syoJ3g9WQ0ymaiLzg5KdCXlKLjvcW893 SUOqXwnz5DrgnHtJTxOsQfEKIT7DmDSUCaxw7Rqn8787ZsmRM9e2VmPeBN4uqYvTtW7jvijg9N/y JsXecLq0q+WD6m8AAAD//wMAUEsDBBQABgAIAAAAIQA4/SH/1gAAAJQBAAALAAAAX3JlbHMvLnJl bHOkkMFqwzAMhu+DvYPRfXGawxijTi+j0GvpHsDYimMaW0Yy2fr2M4PBMnrbUb/Q94l/f/hMi1qR JVI2sOt6UJgd+ZiDgffL8ekFlFSbvV0oo4EbChzGx4f9GRdb25HMsYhqlCwG5lrLq9biZkxWOiqY 22YiTra2kYMu1l1tQD30/bPm3wwYN0x18gb45AdQl1tp5j/sFB2T0FQ7R0nTNEV3j6o9feQzro1i OWA14Fm+Q8a1a8+Bvu/d/dMb2JY5uiPbhG/ktn4cqGU/er3pcvwCAAD//wMAUEsDBBQABgAIAAAA IQCK7d8vYAIAAL8EAAAOAAAAZHJzL2Uyb0RvYy54bWysVNuO0zAQfUfiHyy/0ySl3UvUdFV1uwhp gRVbxLPrOImF4zG227R8PWMn7WbhDdFI1tgzPj5nLl3cHVtFDsI6Cbqg2SSlRGgOpdR1Qb9tH97d UOI80yVToEVBT8LRu+XbN4vO5GIKDahSWIIg2uWdKWjjvcmTxPFGtMxNwAiNzgpsyzxubZ2UlnWI 3qpkmqZXSQe2NBa4cA5P73snXUb8qhLcf6kqJzxRBUVuPq42rruwJssFy2vLTCP5QIP9A4uWSY2P XqDumWdkb+VfUK3kFhxUfsKhTaCqJBdRA6rJ0j/UPDfMiKgFk+PMJU3u/8Hyz4dn82QDdWcegf9w RMNXwDxlFK11w3QtVs5gIoejTSn9E0jtkcU4xlroGsHK18dRwvZksPQxeCuOPiCELeY+6YzLLxzC xiEbsus+QYlX2N5DTOuxsm3giAkjx1i906V6iEg4Hs6yq2x2PZ1TwtGZTa9jdROWny8b6/wHAS0J RkEtaorg7PDofCDD8nNIeEvDg1QqNojSpCvo7RzBhyKXwUcs+O/SN1Fk4BOdDtF6gxjAbPTHzta7 tbLkwLATV2n4YgKwZdw4OkvDLyK9urJ5H77RFWRbn59SUhMsVEHns/56rwb7OvIM+K30OGhKtgW9 ucSwPFRso8uo0jOpehuxlR6qEwoSxsnlOyhPWBwUHUSFqUejAfuLkg4nqKDu555ZQYn6qFH3bTab hZGLm9n8eoobO/bsxh6mOUIV1FNUEsy178d0b6ysm9gwQYeGFTZFJWPBXlgNZHFKYh2HiQ5jON7H qJf/neVvAAAA//8DAFBLAwQUAAYACAAAACEAaDa0B9sAAAAHAQAADwAAAGRycy9kb3ducmV2Lnht bEyPwU7DMBBE70j9B2srcaNOi6ggjVOlQK+VKEjAzY0XO2q8jmK3CX/PwqVcRhqNdvZNsR59K87Y xyaQgvksA4FUB9OQVfD2ur25BxGTJqPbQKjgGyOsy8lVoXMTBnrB8z5ZwSUUc63ApdTlUsbaoddx Fjokzr5C73Vi21tpej1wuW/lIsuW0uuG+IPTHT46rI/7k1fw3H3uqjsbZfWe3McxbIat21mlrqfj 04qlWoFIOKbLBfxuYH4oGewQTmSiaBXwmvSnnD3cLtkeFCxAloX8z1/+AAAA//8DAFBLAQItABQA BgAIAAAAIQC2gziS/gAAAOEBAAATAAAAAAAAAAAAAAAAAAAAAABbQ29udGVudF9UeXBlc10ueG1s UEsBAi0AFAAGAAgAAAAhADj9If/WAAAAlAEAAAsAAAAAAAAAAAAAAAAALwEAAF9yZWxzLy5yZWxz UEsBAi0AFAAGAAgAAAAhAIrt3y9gAgAAvwQAAA4AAAAAAAAAAAAAAAAALgIAAGRycy9lMm9Eb2Mu eG1sUEsBAi0AFAAGAAgAAAAhAGg2tAfbAAAABwEAAA8AAAAAAAAAAAAAAAAAugQAAGRycy9kb3du cmV2LnhtbFBLBQYAAAAABAAEAPMAAADCBQAAAAA= " filled="f">
             <o:lock v:ext="edit" rotation="t" aspectratio="t" verticies="t" text="t" shapetype="t"/>
             <w10:anchorlock/>
           </v:rect>
@@ -10378,28 +10289,28 @@
               <w:rPr>
                 <w:rFonts w:ascii="Times New Roman" w:hAnsi="Times New Roman" w:cs="Times New Roman"/>
               </w:rPr>
-              <w:t>12,784</w:t>
-            </w:r>
-          </w:p>
-        </w:tc>
-        <w:tc>
-          <w:tcPr>
-            <w:tcW w:w="0" w:type="auto"/>
-            <w:vAlign w:val="center"/>
-            <w:hideMark/>
-          </w:tcPr>
-          <w:p>
-            <w:pPr>
-              <w:spacing w:line="360" w:lineRule="auto"/>
-              <w:rPr>
-                <w:rFonts w:ascii="Times New Roman" w:hAnsi="Times New Roman" w:cs="Times New Roman"/>
-              </w:rPr>
-            </w:pPr>
-            <w:r>
-              <w:rPr>
-                <w:rFonts w:ascii="Times New Roman" w:hAnsi="Times New Roman" w:cs="Times New Roman"/>
-              </w:rPr>
-              <w:t>Pre-populated calendar 2000-01-01 to 2035-12-31</w:t>
+              <w:t>~401,770</w:t>
+            </w:r>
+          </w:p>
+        </w:tc>
+        <w:tc>
+          <w:tcPr>
+            <w:tcW w:w="0" w:type="auto"/>
+            <w:vAlign w:val="center"/>
+            <w:hideMark/>
+          </w:tcPr>
+          <w:p>
+            <w:pPr>
+              <w:spacing w:line="360" w:lineRule="auto"/>
+              <w:rPr>
+                <w:rFonts w:ascii="Times New Roman" w:hAnsi="Times New Roman" w:cs="Times New Roman"/>
+              </w:rPr>
+            </w:pPr>
+            <w:r>
+              <w:rPr>
+                <w:rFonts w:ascii="Times New Roman" w:hAnsi="Times New Roman" w:cs="Times New Roman"/>
+              </w:rPr>
+              <w:t>Pre-populated calendar 1900-01-01 to 2999-12-31</w:t>
             </w:r>
           </w:p>
         </w:tc>
